--- a/manuscript/reference.docx
+++ b/manuscript/reference.docx
@@ -12103,6 +12103,42 @@
       <w:i w:val="0"/>
       <w:sz w:val="20"/>
     </w:rPr>
+  </w:style>
+  <w:style w:type="table" w:styleId="Table">
+    <w:name w:val="Table"/>
+    <w:basedOn w:val="TableNormal"/>
+    <w:uiPriority w:val="59"/>
+    <w:qFormat/>
+    <w:pPr>
+      <w:spacing w:before="0" w:after="0" w:line="240" w:lineRule="auto"/>
+      <w:jc w:val="left"/>
+    </w:pPr>
+    <w:rPr>
+      <w:rFonts w:ascii="Times New Roman" w:hAnsi="Times New Roman" w:cs="Times New Roman"/>
+      <w:sz w:val="20"/>
+      <w:szCs w:val="20"/>
+    </w:rPr>
+    <w:tblPr>
+      <w:tblBorders>
+        <w:top w:val="single" w:sz="4" w:space="0" w:color="000000"/>
+        <w:bottom w:val="single" w:sz="4" w:space="0" w:color="000000"/>
+        <w:left w:val="nil"/>
+        <w:right w:val="nil"/>
+        <w:insideH w:val="nil"/>
+        <w:insideV w:val="nil"/>
+      </w:tblBorders>
+    </w:tblPr>
+    <w:tblStylePr w:type="firstRow">
+      <w:rPr>
+        <w:b/>
+        <w:bCs/>
+      </w:rPr>
+      <w:tcPr>
+        <w:tcBorders>
+          <w:bottom w:val="single" w:sz="4" w:space="0" w:color="000000"/>
+        </w:tcBorders>
+      </w:tcPr>
+    </w:tblStylePr>
   </w:style>
 </w:styles>
 </file>
